--- a/Supplementary_Data_3_Executed_Search_Strategies_2026-09-01.docx
+++ b/Supplementary_Data_3_Executed_Search_Strategies_2026-09-01.docx
@@ -27,7 +27,7 @@
           <w:color w:val="5A6772"/>
           <w:sz w:val="21"/>
         </w:rPr>
-        <w:t>Updated review of material-extrusion-printed wearable sensors | Search date: 1 September 2026</w:t>
+        <w:t>Reliability-driven benchmarking reveals translational gaps in additively manufactured wearable sensors | Search date: 1 September 2026</w:t>
       </w:r>
     </w:p>
     <w:tbl>
